--- a/tillsyn/Norra skogen tillsynsbegäran.docx
+++ b/tillsyn/Norra skogen tillsynsbegäran.docx
@@ -12,7 +12,7 @@
     </w:p>
     <w:p>
       <w:r>
-        <w:t>Denna tillsynsbegäran behandlar höga naturvärden i avverkningsanmälan Norra skogen i Haninge kommun som inkom 2026-07-15 och omfattar 403,2 ha.</w:t>
+        <w:t>Denna tillsynsbegäran behandlar höga naturvärden i avverkningsanmälan Norra skogen i Haninge kommun som inkom 2026-07-16 och omfattar 403,2 ha.</w:t>
       </w:r>
     </w:p>
     <w:p>
@@ -2093,7 +2093,7 @@
     <w:r>
       <w:tab/>
       <w:tab/>
-      <w:t>2026-07-15</w:t>
+      <w:t>2026-07-16</w:t>
       <w:br/>
       <w:br/>
     </w:r>

--- a/tillsyn/Norra skogen tillsynsbegäran.docx
+++ b/tillsyn/Norra skogen tillsynsbegäran.docx
@@ -12,7 +12,7 @@
     </w:p>
     <w:p>
       <w:r>
-        <w:t>Denna tillsynsbegäran behandlar höga naturvärden i avverkningsanmälan Norra skogen i Haninge kommun som inkom 2026-07-16 och omfattar 403,2 ha.</w:t>
+        <w:t>Denna tillsynsbegäran behandlar höga naturvärden i avverkningsanmälan Norra skogen i Haninge kommun som inkom 2026-07-17 och omfattar 403,2 ha.</w:t>
       </w:r>
     </w:p>
     <w:p>
@@ -2093,7 +2093,7 @@
     <w:r>
       <w:tab/>
       <w:tab/>
-      <w:t>2026-07-16</w:t>
+      <w:t>2026-07-17</w:t>
       <w:br/>
       <w:br/>
     </w:r>

--- a/tillsyn/Norra skogen tillsynsbegäran.docx
+++ b/tillsyn/Norra skogen tillsynsbegäran.docx
@@ -12,7 +12,7 @@
     </w:p>
     <w:p>
       <w:r>
-        <w:t>Denna tillsynsbegäran behandlar höga naturvärden i avverkningsanmälan Norra skogen i Haninge kommun som inkom 2026-07-17 och omfattar 403,2 ha.</w:t>
+        <w:t>Denna tillsynsbegäran behandlar höga naturvärden i avverkningsanmälan Norra skogen i Haninge kommun som inkom 2026-07-18 och omfattar 403,2 ha.</w:t>
       </w:r>
     </w:p>
     <w:p>
@@ -2093,7 +2093,7 @@
     <w:r>
       <w:tab/>
       <w:tab/>
-      <w:t>2026-07-17</w:t>
+      <w:t>2026-07-18</w:t>
       <w:br/>
       <w:br/>
     </w:r>

--- a/tillsyn/Norra skogen tillsynsbegäran.docx
+++ b/tillsyn/Norra skogen tillsynsbegäran.docx
@@ -12,7 +12,7 @@
     </w:p>
     <w:p>
       <w:r>
-        <w:t>Denna tillsynsbegäran behandlar höga naturvärden i avverkningsanmälan Norra skogen i Haninge kommun som inkom 2026-07-18 och omfattar 403,2 ha.</w:t>
+        <w:t>Denna tillsynsbegäran behandlar höga naturvärden i avverkningsanmälan Norra skogen i Haninge kommun som inkom 2026-07-19 och omfattar 403,2 ha.</w:t>
       </w:r>
     </w:p>
     <w:p>
@@ -2093,7 +2093,7 @@
     <w:r>
       <w:tab/>
       <w:tab/>
-      <w:t>2026-07-18</w:t>
+      <w:t>2026-07-19</w:t>
       <w:br/>
       <w:br/>
     </w:r>

--- a/tillsyn/Norra skogen tillsynsbegäran.docx
+++ b/tillsyn/Norra skogen tillsynsbegäran.docx
@@ -12,7 +12,7 @@
     </w:p>
     <w:p>
       <w:r>
-        <w:t>Denna tillsynsbegäran behandlar höga naturvärden i avverkningsanmälan Norra skogen i Haninge kommun som inkom 2026-07-19 och omfattar 403,2 ha.</w:t>
+        <w:t>Denna tillsynsbegäran behandlar höga naturvärden i avverkningsanmälan Norra skogen i Haninge kommun som inkom 2026-07-20 och omfattar 403,2 ha.</w:t>
       </w:r>
     </w:p>
     <w:p>
@@ -2093,7 +2093,7 @@
     <w:r>
       <w:tab/>
       <w:tab/>
-      <w:t>2026-07-19</w:t>
+      <w:t>2026-07-20</w:t>
       <w:br/>
       <w:br/>
     </w:r>

--- a/tillsyn/Norra skogen tillsynsbegäran.docx
+++ b/tillsyn/Norra skogen tillsynsbegäran.docx
@@ -12,7 +12,7 @@
     </w:p>
     <w:p>
       <w:r>
-        <w:t>Denna tillsynsbegäran behandlar höga naturvärden i avverkningsanmälan Norra skogen i Haninge kommun som inkom 2026-07-20 och omfattar 403,2 ha.</w:t>
+        <w:t>Denna tillsynsbegäran behandlar höga naturvärden i avverkningsanmälan Norra skogen i Haninge kommun som inkom 2026-07-21 och omfattar 403,2 ha.</w:t>
       </w:r>
     </w:p>
     <w:p>
@@ -2093,7 +2093,7 @@
     <w:r>
       <w:tab/>
       <w:tab/>
-      <w:t>2026-07-20</w:t>
+      <w:t>2026-07-21</w:t>
       <w:br/>
       <w:br/>
     </w:r>

--- a/tillsyn/Norra skogen tillsynsbegäran.docx
+++ b/tillsyn/Norra skogen tillsynsbegäran.docx
@@ -12,7 +12,7 @@
     </w:p>
     <w:p>
       <w:r>
-        <w:t>Denna tillsynsbegäran behandlar höga naturvärden i avverkningsanmälan Norra skogen i Haninge kommun som inkom 2026-07-21 och omfattar 403,2 ha.</w:t>
+        <w:t>Denna tillsynsbegäran behandlar höga naturvärden i avverkningsanmälan Norra skogen i Haninge kommun som inkom 2026-07-22 och omfattar 403,2 ha.</w:t>
       </w:r>
     </w:p>
     <w:p>
@@ -2093,7 +2093,7 @@
     <w:r>
       <w:tab/>
       <w:tab/>
-      <w:t>2026-07-21</w:t>
+      <w:t>2026-07-22</w:t>
       <w:br/>
       <w:br/>
     </w:r>

--- a/tillsyn/Norra skogen tillsynsbegäran.docx
+++ b/tillsyn/Norra skogen tillsynsbegäran.docx
@@ -12,7 +12,7 @@
     </w:p>
     <w:p>
       <w:r>
-        <w:t>Denna tillsynsbegäran behandlar höga naturvärden i avverkningsanmälan Norra skogen i Haninge kommun som inkom 2026-07-22 och omfattar 403,2 ha.</w:t>
+        <w:t>Denna tillsynsbegäran behandlar höga naturvärden i avverkningsanmälan Norra skogen i Haninge kommun som inkom 2026-07-23 och omfattar 403,2 ha.</w:t>
       </w:r>
     </w:p>
     <w:p>
@@ -2093,7 +2093,7 @@
     <w:r>
       <w:tab/>
       <w:tab/>
-      <w:t>2026-07-22</w:t>
+      <w:t>2026-07-23</w:t>
       <w:br/>
       <w:br/>
     </w:r>

--- a/tillsyn/Norra skogen tillsynsbegäran.docx
+++ b/tillsyn/Norra skogen tillsynsbegäran.docx
@@ -12,7 +12,7 @@
     </w:p>
     <w:p>
       <w:r>
-        <w:t>Denna tillsynsbegäran behandlar höga naturvärden i avverkningsanmälan Norra skogen i Haninge kommun som inkom 2026-07-23 och omfattar 403,2 ha.</w:t>
+        <w:t>Denna tillsynsbegäran behandlar höga naturvärden i avverkningsanmälan Norra skogen i Haninge kommun som inkom 2026-07-24 och omfattar 403,2 ha.</w:t>
       </w:r>
     </w:p>
     <w:p>
@@ -2093,7 +2093,7 @@
     <w:r>
       <w:tab/>
       <w:tab/>
-      <w:t>2026-07-23</w:t>
+      <w:t>2026-07-24</w:t>
       <w:br/>
       <w:br/>
     </w:r>

--- a/tillsyn/Norra skogen tillsynsbegäran.docx
+++ b/tillsyn/Norra skogen tillsynsbegäran.docx
@@ -12,7 +12,7 @@
     </w:p>
     <w:p>
       <w:r>
-        <w:t>Denna tillsynsbegäran behandlar höga naturvärden i avverkningsanmälan Norra skogen i Haninge kommun som inkom 2026-07-24 och omfattar 403,2 ha.</w:t>
+        <w:t>Denna tillsynsbegäran behandlar höga naturvärden i avverkningsanmälan Norra skogen i Haninge kommun som inkom 2026-07-25 och omfattar 403,2 ha.</w:t>
       </w:r>
     </w:p>
     <w:p>
@@ -2093,7 +2093,7 @@
     <w:r>
       <w:tab/>
       <w:tab/>
-      <w:t>2026-07-24</w:t>
+      <w:t>2026-07-25</w:t>
       <w:br/>
       <w:br/>
     </w:r>

--- a/tillsyn/Norra skogen tillsynsbegäran.docx
+++ b/tillsyn/Norra skogen tillsynsbegäran.docx
@@ -12,7 +12,7 @@
     </w:p>
     <w:p>
       <w:r>
-        <w:t>Denna tillsynsbegäran behandlar höga naturvärden i avverkningsanmälan Norra skogen i Haninge kommun som inkom 2026-07-25 och omfattar 403,2 ha.</w:t>
+        <w:t>Denna tillsynsbegäran behandlar höga naturvärden i avverkningsanmälan Norra skogen i Haninge kommun som inkom 2026-07-26 och omfattar 403,2 ha.</w:t>
       </w:r>
     </w:p>
     <w:p>
@@ -2093,7 +2093,7 @@
     <w:r>
       <w:tab/>
       <w:tab/>
-      <w:t>2026-07-25</w:t>
+      <w:t>2026-07-26</w:t>
       <w:br/>
       <w:br/>
     </w:r>

--- a/tillsyn/Norra skogen tillsynsbegäran.docx
+++ b/tillsyn/Norra skogen tillsynsbegäran.docx
@@ -12,7 +12,7 @@
     </w:p>
     <w:p>
       <w:r>
-        <w:t>Denna tillsynsbegäran behandlar höga naturvärden i avverkningsanmälan Norra skogen i Haninge kommun som inkom 2026-07-26 och omfattar 403,2 ha.</w:t>
+        <w:t>Denna tillsynsbegäran behandlar höga naturvärden i avverkningsanmälan Norra skogen i Haninge kommun som inkom 2026-07-27 och omfattar 403,2 ha.</w:t>
       </w:r>
     </w:p>
     <w:p>
@@ -2093,7 +2093,7 @@
     <w:r>
       <w:tab/>
       <w:tab/>
-      <w:t>2026-07-26</w:t>
+      <w:t>2026-07-27</w:t>
       <w:br/>
       <w:br/>
     </w:r>

--- a/tillsyn/Norra skogen tillsynsbegäran.docx
+++ b/tillsyn/Norra skogen tillsynsbegäran.docx
@@ -12,7 +12,7 @@
     </w:p>
     <w:p>
       <w:r>
-        <w:t>Denna tillsynsbegäran behandlar höga naturvärden i avverkningsanmälan Norra skogen i Haninge kommun som inkom 2026-07-27 och omfattar 403,2 ha.</w:t>
+        <w:t>Denna tillsynsbegäran behandlar höga naturvärden i avverkningsanmälan Norra skogen i Haninge kommun som inkom 2026-07-28 och omfattar 403,2 ha.</w:t>
       </w:r>
     </w:p>
     <w:p>
@@ -2093,7 +2093,7 @@
     <w:r>
       <w:tab/>
       <w:tab/>
-      <w:t>2026-07-27</w:t>
+      <w:t>2026-07-28</w:t>
       <w:br/>
       <w:br/>
     </w:r>

--- a/tillsyn/Norra skogen tillsynsbegäran.docx
+++ b/tillsyn/Norra skogen tillsynsbegäran.docx
@@ -12,7 +12,7 @@
     </w:p>
     <w:p>
       <w:r>
-        <w:t>Denna tillsynsbegäran behandlar höga naturvärden i avverkningsanmälan Norra skogen i Haninge kommun som inkom 2026-07-28 och omfattar 403,2 ha.</w:t>
+        <w:t>Denna tillsynsbegäran behandlar höga naturvärden i avverkningsanmälan Norra skogen i Haninge kommun som inkom 2026-07-29 och omfattar 403,2 ha.</w:t>
       </w:r>
     </w:p>
     <w:p>
@@ -2093,7 +2093,7 @@
     <w:r>
       <w:tab/>
       <w:tab/>
-      <w:t>2026-07-28</w:t>
+      <w:t>2026-07-29</w:t>
       <w:br/>
       <w:br/>
     </w:r>

--- a/tillsyn/Norra skogen tillsynsbegäran.docx
+++ b/tillsyn/Norra skogen tillsynsbegäran.docx
@@ -12,7 +12,7 @@
     </w:p>
     <w:p>
       <w:r>
-        <w:t>Denna tillsynsbegäran behandlar höga naturvärden i avverkningsanmälan Norra skogen i Haninge kommun som inkom 2026-07-29 och omfattar 403,2 ha.</w:t>
+        <w:t>Denna tillsynsbegäran behandlar höga naturvärden i avverkningsanmälan Norra skogen i Haninge kommun som inkom 2026-07-30 och omfattar 403,2 ha.</w:t>
       </w:r>
     </w:p>
     <w:p>
@@ -2093,7 +2093,7 @@
     <w:r>
       <w:tab/>
       <w:tab/>
-      <w:t>2026-07-29</w:t>
+      <w:t>2026-07-30</w:t>
       <w:br/>
       <w:br/>
     </w:r>

--- a/tillsyn/Norra skogen tillsynsbegäran.docx
+++ b/tillsyn/Norra skogen tillsynsbegäran.docx
@@ -12,7 +12,7 @@
     </w:p>
     <w:p>
       <w:r>
-        <w:t>Denna tillsynsbegäran behandlar höga naturvärden i avverkningsanmälan Norra skogen i Haninge kommun som inkom 2026-07-30 och omfattar 403,2 ha.</w:t>
+        <w:t>Denna tillsynsbegäran behandlar höga naturvärden i avverkningsanmälan Norra skogen i Haninge kommun som inkom 2026-07-31 och omfattar 403,2 ha.</w:t>
       </w:r>
     </w:p>
     <w:p>
@@ -2093,7 +2093,7 @@
     <w:r>
       <w:tab/>
       <w:tab/>
-      <w:t>2026-07-30</w:t>
+      <w:t>2026-07-31</w:t>
       <w:br/>
       <w:br/>
     </w:r>

--- a/tillsyn/Norra skogen tillsynsbegäran.docx
+++ b/tillsyn/Norra skogen tillsynsbegäran.docx
@@ -12,7 +12,7 @@
     </w:p>
     <w:p>
       <w:r>
-        <w:t>Denna tillsynsbegäran behandlar höga naturvärden i avverkningsanmälan Norra skogen i Haninge kommun som inkom 2026-07-31 och omfattar 403,2 ha.</w:t>
+        <w:t>Denna tillsynsbegäran behandlar höga naturvärden i avverkningsanmälan Norra skogen i Haninge kommun som inkom 2026-08-01 och omfattar 403,2 ha.</w:t>
       </w:r>
     </w:p>
     <w:p>
@@ -2093,7 +2093,7 @@
     <w:r>
       <w:tab/>
       <w:tab/>
-      <w:t>2026-07-31</w:t>
+      <w:t>2026-08-01</w:t>
       <w:br/>
       <w:br/>
     </w:r>

--- a/tillsyn/Norra skogen tillsynsbegäran.docx
+++ b/tillsyn/Norra skogen tillsynsbegäran.docx
@@ -12,7 +12,7 @@
     </w:p>
     <w:p>
       <w:r>
-        <w:t>Denna tillsynsbegäran behandlar höga naturvärden i avverkningsanmälan Norra skogen i Haninge kommun som inkom 2026-08-01 och omfattar 403,2 ha.</w:t>
+        <w:t>Denna tillsynsbegäran behandlar höga naturvärden i avverkningsanmälan Norra skogen i Haninge kommun som inkom 2026-08-02 och omfattar 403,2 ha.</w:t>
       </w:r>
     </w:p>
     <w:p>
@@ -2093,7 +2093,7 @@
     <w:r>
       <w:tab/>
       <w:tab/>
-      <w:t>2026-08-01</w:t>
+      <w:t>2026-08-02</w:t>
       <w:br/>
       <w:br/>
     </w:r>

--- a/tillsyn/Norra skogen tillsynsbegäran.docx
+++ b/tillsyn/Norra skogen tillsynsbegäran.docx
@@ -12,7 +12,7 @@
     </w:p>
     <w:p>
       <w:r>
-        <w:t>Denna tillsynsbegäran behandlar höga naturvärden i avverkningsanmälan Norra skogen i Haninge kommun som inkom 2026-08-02 och omfattar 403,2 ha.</w:t>
+        <w:t>Denna tillsynsbegäran behandlar höga naturvärden i avverkningsanmälan Norra skogen i Haninge kommun som inkom 2026-08-03 och omfattar 403,2 ha.</w:t>
       </w:r>
     </w:p>
     <w:p>
@@ -2093,7 +2093,7 @@
     <w:r>
       <w:tab/>
       <w:tab/>
-      <w:t>2026-08-02</w:t>
+      <w:t>2026-08-03</w:t>
       <w:br/>
       <w:br/>
     </w:r>

--- a/tillsyn/Norra skogen tillsynsbegäran.docx
+++ b/tillsyn/Norra skogen tillsynsbegäran.docx
@@ -12,7 +12,7 @@
     </w:p>
     <w:p>
       <w:r>
-        <w:t>Denna tillsynsbegäran behandlar höga naturvärden i avverkningsanmälan Norra skogen i Haninge kommun som inkom 2026-08-03 och omfattar 403,2 ha.</w:t>
+        <w:t>Denna tillsynsbegäran behandlar höga naturvärden i avverkningsanmälan Norra skogen i Haninge kommun som inkom 2026-08-06 och omfattar 403,2 ha.</w:t>
       </w:r>
     </w:p>
     <w:p>
@@ -2093,7 +2093,7 @@
     <w:r>
       <w:tab/>
       <w:tab/>
-      <w:t>2026-08-03</w:t>
+      <w:t>2026-08-06</w:t>
       <w:br/>
       <w:br/>
     </w:r>

--- a/tillsyn/Norra skogen tillsynsbegäran.docx
+++ b/tillsyn/Norra skogen tillsynsbegäran.docx
@@ -12,7 +12,7 @@
     </w:p>
     <w:p>
       <w:r>
-        <w:t>Denna tillsynsbegäran behandlar höga naturvärden i avverkningsanmälan Norra skogen i Haninge kommun som inkom 2026-08-06 och omfattar 403,2 ha.</w:t>
+        <w:t>Denna tillsynsbegäran behandlar höga naturvärden i avverkningsanmälan Norra skogen i Haninge kommun som inkom 2026-08-07 och omfattar 403,2 ha.</w:t>
       </w:r>
     </w:p>
     <w:p>
@@ -2093,7 +2093,7 @@
     <w:r>
       <w:tab/>
       <w:tab/>
-      <w:t>2026-08-06</w:t>
+      <w:t>2026-08-07</w:t>
       <w:br/>
       <w:br/>
     </w:r>

--- a/tillsyn/Norra skogen tillsynsbegäran.docx
+++ b/tillsyn/Norra skogen tillsynsbegäran.docx
@@ -12,7 +12,7 @@
     </w:p>
     <w:p>
       <w:r>
-        <w:t>Denna tillsynsbegäran behandlar höga naturvärden i avverkningsanmälan Norra skogen i Haninge kommun som inkom 2026-08-07 och omfattar 403,2 ha.</w:t>
+        <w:t>Denna tillsynsbegäran behandlar höga naturvärden i avverkningsanmälan Norra skogen i Haninge kommun som inkom 2026-08-08 och omfattar 403,2 ha.</w:t>
       </w:r>
     </w:p>
     <w:p>
@@ -2093,7 +2093,7 @@
     <w:r>
       <w:tab/>
       <w:tab/>
-      <w:t>2026-08-07</w:t>
+      <w:t>2026-08-08</w:t>
       <w:br/>
       <w:br/>
     </w:r>

--- a/tillsyn/Norra skogen tillsynsbegäran.docx
+++ b/tillsyn/Norra skogen tillsynsbegäran.docx
@@ -12,7 +12,7 @@
     </w:p>
     <w:p>
       <w:r>
-        <w:t>Denna tillsynsbegäran behandlar höga naturvärden i avverkningsanmälan Norra skogen i Haninge kommun som inkom 2026-08-08 och omfattar 403,2 ha.</w:t>
+        <w:t>Denna tillsynsbegäran behandlar höga naturvärden i avverkningsanmälan Norra skogen i Haninge kommun som inkom 2026-08-09 och omfattar 403,2 ha.</w:t>
       </w:r>
     </w:p>
     <w:p>
@@ -2093,7 +2093,7 @@
     <w:r>
       <w:tab/>
       <w:tab/>
-      <w:t>2026-08-08</w:t>
+      <w:t>2026-08-09</w:t>
       <w:br/>
       <w:br/>
     </w:r>

--- a/tillsyn/Norra skogen tillsynsbegäran.docx
+++ b/tillsyn/Norra skogen tillsynsbegäran.docx
@@ -12,7 +12,7 @@
     </w:p>
     <w:p>
       <w:r>
-        <w:t>Denna tillsynsbegäran behandlar höga naturvärden i avverkningsanmälan Norra skogen i Haninge kommun som inkom 2026-08-09 och omfattar 403,2 ha.</w:t>
+        <w:t>Denna tillsynsbegäran behandlar höga naturvärden i avverkningsanmälan Norra skogen i Haninge kommun som inkom 2026-08-10 och omfattar 403,2 ha.</w:t>
       </w:r>
     </w:p>
     <w:p>
@@ -2093,7 +2093,7 @@
     <w:r>
       <w:tab/>
       <w:tab/>
-      <w:t>2026-08-09</w:t>
+      <w:t>2026-08-10</w:t>
       <w:br/>
       <w:br/>
     </w:r>

--- a/tillsyn/Norra skogen tillsynsbegäran.docx
+++ b/tillsyn/Norra skogen tillsynsbegäran.docx
@@ -12,7 +12,7 @@
     </w:p>
     <w:p>
       <w:r>
-        <w:t>Denna tillsynsbegäran behandlar höga naturvärden i avverkningsanmälan Norra skogen i Haninge kommun som inkom 2026-08-10 och omfattar 403,2 ha.</w:t>
+        <w:t>Denna tillsynsbegäran behandlar höga naturvärden i avverkningsanmälan Norra skogen i Haninge kommun som inkom 2026-08-11 och omfattar 403,2 ha.</w:t>
       </w:r>
     </w:p>
     <w:p>
@@ -2093,7 +2093,7 @@
     <w:r>
       <w:tab/>
       <w:tab/>
-      <w:t>2026-08-10</w:t>
+      <w:t>2026-08-11</w:t>
       <w:br/>
       <w:br/>
     </w:r>

--- a/tillsyn/Norra skogen tillsynsbegäran.docx
+++ b/tillsyn/Norra skogen tillsynsbegäran.docx
@@ -12,7 +12,7 @@
     </w:p>
     <w:p>
       <w:r>
-        <w:t>Denna tillsynsbegäran behandlar höga naturvärden i avverkningsanmälan Norra skogen i Haninge kommun som inkom 2026-08-11 och omfattar 403,2 ha.</w:t>
+        <w:t>Denna tillsynsbegäran behandlar höga naturvärden i avverkningsanmälan Norra skogen i Haninge kommun som inkom 2026-08-12 och omfattar 403,2 ha.</w:t>
       </w:r>
     </w:p>
     <w:p>
@@ -2093,7 +2093,7 @@
     <w:r>
       <w:tab/>
       <w:tab/>
-      <w:t>2026-08-11</w:t>
+      <w:t>2026-08-12</w:t>
       <w:br/>
       <w:br/>
     </w:r>

--- a/tillsyn/Norra skogen tillsynsbegäran.docx
+++ b/tillsyn/Norra skogen tillsynsbegäran.docx
@@ -12,7 +12,7 @@
     </w:p>
     <w:p>
       <w:r>
-        <w:t>Denna tillsynsbegäran behandlar höga naturvärden i avverkningsanmälan Norra skogen i Haninge kommun som inkom 2026-08-12 och omfattar 403,2 ha.</w:t>
+        <w:t>Denna tillsynsbegäran behandlar höga naturvärden i avverkningsanmälan Norra skogen i Haninge kommun som inkom 2026-08-13 och omfattar 403,2 ha.</w:t>
       </w:r>
     </w:p>
     <w:p>
@@ -2093,7 +2093,7 @@
     <w:r>
       <w:tab/>
       <w:tab/>
-      <w:t>2026-08-12</w:t>
+      <w:t>2026-08-13</w:t>
       <w:br/>
       <w:br/>
     </w:r>

--- a/tillsyn/Norra skogen tillsynsbegäran.docx
+++ b/tillsyn/Norra skogen tillsynsbegäran.docx
@@ -12,7 +12,7 @@
     </w:p>
     <w:p>
       <w:r>
-        <w:t>Denna tillsynsbegäran behandlar höga naturvärden i avverkningsanmälan Norra skogen i Haninge kommun som inkom 2026-08-13 och omfattar 403,2 ha.</w:t>
+        <w:t>Denna tillsynsbegäran behandlar höga naturvärden i avverkningsanmälan Norra skogen i Haninge kommun som inkom 2026-08-14 och omfattar 403,2 ha.</w:t>
       </w:r>
     </w:p>
     <w:p>
@@ -2093,7 +2093,7 @@
     <w:r>
       <w:tab/>
       <w:tab/>
-      <w:t>2026-08-13</w:t>
+      <w:t>2026-08-14</w:t>
       <w:br/>
       <w:br/>
     </w:r>

--- a/tillsyn/Norra skogen tillsynsbegäran.docx
+++ b/tillsyn/Norra skogen tillsynsbegäran.docx
@@ -12,7 +12,7 @@
     </w:p>
     <w:p>
       <w:r>
-        <w:t>Denna tillsynsbegäran behandlar höga naturvärden i avverkningsanmälan Norra skogen i Haninge kommun som inkom 2026-08-14 och omfattar 403,2 ha.</w:t>
+        <w:t>Denna tillsynsbegäran behandlar höga naturvärden i avverkningsanmälan Norra skogen i Haninge kommun som inkom 2026-08-15 och omfattar 403,2 ha.</w:t>
       </w:r>
     </w:p>
     <w:p>
@@ -60,7 +60,7 @@
         <w:spacing w:after="240"/>
       </w:pPr>
       <w:r>
-        <w:t>Figur 1. Fyndplatser för naturvårdsarter i och inom 24 meter från avverkningsanmälan. Markörer utan svart kant är placerade på fyndplatsen. Markörer med svart kant är placerade vid sidan av fyndplatsen har ett svart streck som visar fyndplatsens exakta position. Kartans mittpunktskoordinat är N 6555024, E 697914 i SWEREF 99 TM.</w:t>
+        <w:t>Figur 1. Fyndplatser för naturvårdsarter i och inom 24 meter från avverkningsanmälan. Markörer utan svart kant är placerade på fyndplatsen. Markörer med svart kant är placerade vid sidan av fyndplatsen och har ett svart streck som visar fyndplatsens exakta position. Kartans mittpunktskoordinat är N 6555024, E 697914 i SWEREF 99 TM.</w:t>
       </w:r>
     </w:p>
     <w:p>
@@ -2093,7 +2093,7 @@
     <w:r>
       <w:tab/>
       <w:tab/>
-      <w:t>2026-08-14</w:t>
+      <w:t>2026-08-15</w:t>
       <w:br/>
       <w:br/>
     </w:r>

--- a/tillsyn/Norra skogen tillsynsbegäran.docx
+++ b/tillsyn/Norra skogen tillsynsbegäran.docx
@@ -12,7 +12,7 @@
     </w:p>
     <w:p>
       <w:r>
-        <w:t>Denna tillsynsbegäran behandlar höga naturvärden i avverkningsanmälan Norra skogen i Haninge kommun som inkom 2026-08-15 och omfattar 403,2 ha.</w:t>
+        <w:t>Denna tillsynsbegäran behandlar höga naturvärden i avverkningsanmälan Norra skogen i Haninge kommun som inkom 2026-08-16 och omfattar 403,2 ha.</w:t>
       </w:r>
     </w:p>
     <w:p>
@@ -2093,7 +2093,7 @@
     <w:r>
       <w:tab/>
       <w:tab/>
-      <w:t>2026-08-15</w:t>
+      <w:t>2026-08-16</w:t>
       <w:br/>
       <w:br/>
     </w:r>

--- a/tillsyn/Norra skogen tillsynsbegäran.docx
+++ b/tillsyn/Norra skogen tillsynsbegäran.docx
@@ -12,7 +12,7 @@
     </w:p>
     <w:p>
       <w:r>
-        <w:t>Denna tillsynsbegäran behandlar höga naturvärden i avverkningsanmälan Norra skogen i Haninge kommun som inkom 2026-08-16 och omfattar 403,2 ha.</w:t>
+        <w:t>Denna tillsynsbegäran behandlar höga naturvärden i avverkningsanmälan Norra skogen i Haninge kommun som inkom 2026-08-17 och omfattar 403,2 ha.</w:t>
       </w:r>
     </w:p>
     <w:p>
@@ -2093,7 +2093,7 @@
     <w:r>
       <w:tab/>
       <w:tab/>
-      <w:t>2026-08-16</w:t>
+      <w:t>2026-08-17</w:t>
       <w:br/>
       <w:br/>
     </w:r>

--- a/tillsyn/Norra skogen tillsynsbegäran.docx
+++ b/tillsyn/Norra skogen tillsynsbegäran.docx
@@ -12,7 +12,7 @@
     </w:p>
     <w:p>
       <w:r>
-        <w:t>Denna tillsynsbegäran behandlar höga naturvärden i avverkningsanmälan Norra skogen i Haninge kommun som inkom 2026-08-17 och omfattar 403,2 ha.</w:t>
+        <w:t>Denna tillsynsbegäran behandlar höga naturvärden i avverkningsanmälan Norra skogen i Haninge kommun som inkom 2026-08-18 och omfattar 403,2 ha.</w:t>
       </w:r>
     </w:p>
     <w:p>
@@ -2093,7 +2093,7 @@
     <w:r>
       <w:tab/>
       <w:tab/>
-      <w:t>2026-08-17</w:t>
+      <w:t>2026-08-18</w:t>
       <w:br/>
       <w:br/>
     </w:r>

--- a/tillsyn/Norra skogen tillsynsbegäran.docx
+++ b/tillsyn/Norra skogen tillsynsbegäran.docx
@@ -12,7 +12,7 @@
     </w:p>
     <w:p>
       <w:r>
-        <w:t>Denna tillsynsbegäran behandlar höga naturvärden i avverkningsanmälan Norra skogen i Haninge kommun som inkom 2026-08-18 och omfattar 403,2 ha.</w:t>
+        <w:t>Denna tillsynsbegäran behandlar höga naturvärden i avverkningsanmälan Norra skogen i Haninge kommun som inkom 2026-08-19 och omfattar 403,2 ha.</w:t>
       </w:r>
     </w:p>
     <w:p>
@@ -2093,7 +2093,7 @@
     <w:r>
       <w:tab/>
       <w:tab/>
-      <w:t>2026-08-18</w:t>
+      <w:t>2026-08-19</w:t>
       <w:br/>
       <w:br/>
     </w:r>

--- a/tillsyn/Norra skogen tillsynsbegäran.docx
+++ b/tillsyn/Norra skogen tillsynsbegäran.docx
@@ -12,7 +12,7 @@
     </w:p>
     <w:p>
       <w:r>
-        <w:t>Denna tillsynsbegäran behandlar höga naturvärden i avverkningsanmälan Norra skogen i Haninge kommun som inkom 2026-08-19 och omfattar 403,2 ha.</w:t>
+        <w:t>Denna tillsynsbegäran behandlar höga naturvärden i avverkningsanmälan Norra skogen i Haninge kommun som inkom 2026-08-20 och omfattar 403,2 ha.</w:t>
       </w:r>
     </w:p>
     <w:p>
@@ -2093,7 +2093,7 @@
     <w:r>
       <w:tab/>
       <w:tab/>
-      <w:t>2026-08-19</w:t>
+      <w:t>2026-08-20</w:t>
       <w:br/>
       <w:br/>
     </w:r>

--- a/tillsyn/Norra skogen tillsynsbegäran.docx
+++ b/tillsyn/Norra skogen tillsynsbegäran.docx
@@ -12,7 +12,7 @@
     </w:p>
     <w:p>
       <w:r>
-        <w:t>Denna tillsynsbegäran behandlar höga naturvärden i avverkningsanmälan Norra skogen i Haninge kommun som inkom 2026-08-20 och omfattar 403,2 ha.</w:t>
+        <w:t>Denna tillsynsbegäran behandlar höga naturvärden i avverkningsanmälan Norra skogen i Haninge kommun som inkom 2026-08-21 och omfattar 403,2 ha.</w:t>
       </w:r>
     </w:p>
     <w:p>
@@ -22,7 +22,7 @@
       <w:r>
         <w:drawing>
           <wp:inline xmlns:a="http://schemas.openxmlformats.org/drawingml/2006/main" xmlns:pic="http://schemas.openxmlformats.org/drawingml/2006/picture">
-            <wp:extent cx="5260339" cy="5724000"/>
+            <wp:extent cx="5262609" cy="5724000"/>
             <wp:docPr id="1" name="Picture 1"/>
             <wp:cNvGraphicFramePr>
               <a:graphicFrameLocks noChangeAspect="1"/>
@@ -43,7 +43,7 @@
                   <pic:spPr>
                     <a:xfrm>
                       <a:off x="0" y="0"/>
-                      <a:ext cx="5260339" cy="5724000"/>
+                      <a:ext cx="5262609" cy="5724000"/>
                     </a:xfrm>
                     <a:prstGeom prst="rect"/>
                   </pic:spPr>
@@ -65,7 +65,7 @@
     </w:p>
     <w:p>
       <w:r>
-        <w:t>I och inom 24 meter från avverkningsanmälan finns fynd av 68 naturvårdsarter, varav 29 är rödlistade, 25 är fridlysta, 35 är typiska (T) och 25 är signalarter (S): ejder (EN, §4), grangråticka (VU, T), gråtrut (VU, §4), rotfingersvamp (VU), dofttaggsvamp (NT, T), drillsnäppa (NT, §4), dropptaggsvamp (NT, T), fjällig taggsvamp s.str. (NT), flattoppad klubbsvamp (NT), fyrflikig jordstjärna (NT, T), grantaggsvamp (NT), grönhjon (NT), gulsparv (NT, §4), jungfrulin (NT), kandelabersvamp (NT, T), kattfotslav (NT, T), kricka (NT, §4), mindre hackspett (NT, T, §4), motaggsvamp (NT, T), orange taggsvamp (NT, T), reliktbock (NT, T), silltrut (NT, §4), skarp dropptaggsvamp (NT), sädesärla (NT, §4), sårläka (NT, T), tallticka (NT, T), ullticka (NT, T), vedskivlav (NT, T), vedtrappmossa (NT, T), barkticka (S, T), björksplintborre (S), blodticka (S, T), blomkålssvamp (S), blåmossa (S, T), bronshjon (S, T), granbarkgnagare (S, T), grovticka (S, T), grönpyrola (S, T), jättesvampmal (S), korallrot (S, T, §8), mindre märgborre (S, T), platt fjädermossa (S, T), rödgul trumpetsvamp (S), skogsknipprot (S, T, §8), stor aspticka (S, T), strutbräken (S, T), stubbspretmossa (S, T), svavelriska (S), trådticka (S, T), tvåblad (S, §8), vedticka (S, T), västlig hakmossa (S), vågbandad barkbock (S), zontaggsvamp (S), blåsippa (T, §9), nattskärra (T, §4), spillkråka (T, §4), tjäder (T, §4), fiskgjuse (§4), gröngöling (§4), grönsiska (§4), havsörn (§4), kungsfågel (§4), orre (§4), svartvit flugsnappare (§4), trana (§4), törnskata (§4) och fläcknycklar (§8). Se Figur 1.</w:t>
+        <w:t>I och inom 24 meter från avverkningsanmälan finns fynd av 69 naturvårdsarter, varav 29 är rödlistade, 26 är fridlysta, 35 är typiska (T) och 25 är signalarter (S): ejder (EN, §4), grangråticka (VU, T), gråtrut (VU, §4), rotfingersvamp (VU), dofttaggsvamp (NT, T), drillsnäppa (NT, §4), dropptaggsvamp (NT, T), fjällig taggsvamp s.str. (NT), flattoppad klubbsvamp (NT), fyrflikig jordstjärna (NT, T), grantaggsvamp (NT), grönhjon (NT), gulsparv (NT, §4), jungfrulin (NT), kandelabersvamp (NT, T), kattfotslav (NT, T), kricka (NT, §4), mindre hackspett (NT, T, §4), motaggsvamp (NT, T), orange taggsvamp (NT, T), reliktbock (NT, T), silltrut (NT, §4), skarp dropptaggsvamp (NT), sädesärla (NT, §4), sårläka (NT, T), tallticka (NT, T), ullticka (NT, T), vedskivlav (NT, T), vedtrappmossa (NT, T), barkticka (S, T), björksplintborre (S), blodticka (S, T), blomkålssvamp (S), blåmossa (S, T), bronshjon (S, T), granbarkgnagare (S, T), grovticka (S, T), grönpyrola (S, T), jättesvampmal (S), korallrot (S, T, §8), mindre märgborre (S, T), platt fjädermossa (S, T), rödgul trumpetsvamp (S), skogsknipprot (S, T, §8), stor aspticka (S, T), strutbräken (S, T), stubbspretmossa (S, T), svavelriska (S), trådticka (S, T), tvåblad (S, §8), vedticka (S, T), västlig hakmossa (S), vågbandad barkbock (S), zontaggsvamp (S), blåsippa (T, §9), nattskärra (T, §4), spillkråka (T, §4), tjäder (T, §4), fiskgjuse (§4), gröngöling (§4), grönsiska (§4), havsörn (§4), kungsfågel (§4), orre (§4), svartvit flugsnappare (§4), trana (§4), törnskata (§4), fläcknycklar (§8) och gullviva (§9). Se Figur 1.</w:t>
       </w:r>
     </w:p>
     <w:p>
@@ -1134,6 +1134,35 @@
       </w:r>
       <w:r>
         <w:t xml:space="preserve"> omfattas av bilaga 1 EU:s fågeldirektiv. Skyddandet av befintliga bon måste upprätthållas och i samband med skogsavverkning bör en skyddszon på minst 100 meters radie runt boplatsen lämnas intakt. Under häckningsperioden (1 januari till 15 augusti) är havsörnen störningskänslig och inga skogsbruksåtgärder eller annan störande verksamhet får förekomma närmare än 500 m från boet under den tiden. För att åstadkomma en succession av lämpliga boträd för kommande generationer av havsörnar behöver ett betydligt större antal s.k. evighetsträd sparas vid avverkningar redan idag (SLU Artdatabanken, 2026; Skogsstyrelsen, 2016).</w:t>
+      </w:r>
+    </w:p>
+    <w:p>
+      <w:r>
+        <w:rPr>
+          <w:b/>
+        </w:rPr>
+        <w:t>Gullviva (§9)</w:t>
+      </w:r>
+      <w:r>
+        <w:t xml:space="preserve"> är värdväxt för bland annat den rödlistade och sällsynta fjärilen gullvivefjäril (VU) samt typisk art för </w:t>
+      </w:r>
+      <w:r>
+        <w:rPr>
+          <w:i/>
+        </w:rPr>
+        <w:t xml:space="preserve">9070 Trädklädd betesmark, 6530 Lövängar, 6510 Slåtterängar i låglandet </w:t>
+      </w:r>
+      <w:r>
+        <w:t>och</w:t>
+      </w:r>
+      <w:r>
+        <w:rPr>
+          <w:i/>
+        </w:rPr>
+        <w:t xml:space="preserve"> 6270 Silikatgräsmarker</w:t>
+      </w:r>
+      <w:r>
+        <w:t xml:space="preserve"> (SLU Artdatabanken, 2025).</w:t>
       </w:r>
     </w:p>
     <w:p>
@@ -2093,7 +2122,7 @@
     <w:r>
       <w:tab/>
       <w:tab/>
-      <w:t>2026-08-20</w:t>
+      <w:t>2026-08-21</w:t>
       <w:br/>
       <w:br/>
     </w:r>

--- a/tillsyn/Norra skogen tillsynsbegäran.docx
+++ b/tillsyn/Norra skogen tillsynsbegäran.docx
@@ -12,7 +12,7 @@
     </w:p>
     <w:p>
       <w:r>
-        <w:t>Denna tillsynsbegäran behandlar höga naturvärden i avverkningsanmälan Norra skogen i Haninge kommun som inkom 2026-08-21 och omfattar 403,2 ha.</w:t>
+        <w:t>Denna tillsynsbegäran behandlar höga naturvärden i avverkningsanmälan Norra skogen i Haninge kommun som inkom 2026-08-22 och omfattar 403,2 ha.</w:t>
       </w:r>
     </w:p>
     <w:p>
@@ -2122,7 +2122,7 @@
     <w:r>
       <w:tab/>
       <w:tab/>
-      <w:t>2026-08-21</w:t>
+      <w:t>2026-08-22</w:t>
       <w:br/>
       <w:br/>
     </w:r>

--- a/tillsyn/Norra skogen tillsynsbegäran.docx
+++ b/tillsyn/Norra skogen tillsynsbegäran.docx
@@ -12,7 +12,7 @@
     </w:p>
     <w:p>
       <w:r>
-        <w:t>Denna tillsynsbegäran behandlar höga naturvärden i avverkningsanmälan Norra skogen i Haninge kommun som inkom 2026-08-22 och omfattar 403,2 ha.</w:t>
+        <w:t>Denna tillsynsbegäran behandlar höga naturvärden i avverkningsanmälan Norra skogen i Haninge kommun som inkom 2026-08-23 och omfattar 403,2 ha.</w:t>
       </w:r>
     </w:p>
     <w:p>
@@ -2122,7 +2122,7 @@
     <w:r>
       <w:tab/>
       <w:tab/>
-      <w:t>2026-08-22</w:t>
+      <w:t>2026-08-23</w:t>
       <w:br/>
       <w:br/>
     </w:r>

--- a/tillsyn/Norra skogen tillsynsbegäran.docx
+++ b/tillsyn/Norra skogen tillsynsbegäran.docx
@@ -12,7 +12,7 @@
     </w:p>
     <w:p>
       <w:r>
-        <w:t>Denna tillsynsbegäran behandlar höga naturvärden i avverkningsanmälan Norra skogen i Haninge kommun som inkom 2026-08-23 och omfattar 403,2 ha.</w:t>
+        <w:t>Denna tillsynsbegäran behandlar höga naturvärden i avverkningsanmälan Norra skogen i Haninge kommun som inkom 2026-08-24 och omfattar 403,2 ha.</w:t>
       </w:r>
     </w:p>
     <w:p>
@@ -2122,7 +2122,7 @@
     <w:r>
       <w:tab/>
       <w:tab/>
-      <w:t>2026-08-23</w:t>
+      <w:t>2026-08-24</w:t>
       <w:br/>
       <w:br/>
     </w:r>

--- a/tillsyn/Norra skogen tillsynsbegäran.docx
+++ b/tillsyn/Norra skogen tillsynsbegäran.docx
@@ -12,7 +12,7 @@
     </w:p>
     <w:p>
       <w:r>
-        <w:t>Denna tillsynsbegäran behandlar höga naturvärden i avverkningsanmälan Norra skogen i Haninge kommun som inkom 2026-08-24 och omfattar 403,2 ha.</w:t>
+        <w:t>Denna tillsynsbegäran behandlar höga naturvärden i avverkningsanmälan Norra skogen i Haninge kommun som inkom 2026-08-25 och omfattar 403,2 ha.</w:t>
       </w:r>
     </w:p>
     <w:p>
@@ -2122,7 +2122,7 @@
     <w:r>
       <w:tab/>
       <w:tab/>
-      <w:t>2026-08-24</w:t>
+      <w:t>2026-08-25</w:t>
       <w:br/>
       <w:br/>
     </w:r>

--- a/tillsyn/Norra skogen tillsynsbegäran.docx
+++ b/tillsyn/Norra skogen tillsynsbegäran.docx
@@ -12,7 +12,7 @@
     </w:p>
     <w:p>
       <w:r>
-        <w:t>Denna tillsynsbegäran behandlar höga naturvärden i avverkningsanmälan Norra skogen i Haninge kommun som inkom 2026-08-25 och omfattar 403,2 ha.</w:t>
+        <w:t>Denna tillsynsbegäran behandlar höga naturvärden i avverkningsanmälan Norra skogen i Haninge kommun som inkom 2026-08-26 och omfattar 403,2 ha.</w:t>
       </w:r>
     </w:p>
     <w:p>
@@ -2122,7 +2122,7 @@
     <w:r>
       <w:tab/>
       <w:tab/>
-      <w:t>2026-08-25</w:t>
+      <w:t>2026-08-26</w:t>
       <w:br/>
       <w:br/>
     </w:r>

--- a/tillsyn/Norra skogen tillsynsbegäran.docx
+++ b/tillsyn/Norra skogen tillsynsbegäran.docx
@@ -12,7 +12,7 @@
     </w:p>
     <w:p>
       <w:r>
-        <w:t>Denna tillsynsbegäran behandlar höga naturvärden i avverkningsanmälan Norra skogen i Haninge kommun som inkom 2026-08-26 och omfattar 403,2 ha.</w:t>
+        <w:t>Denna tillsynsbegäran behandlar höga naturvärden i avverkningsanmälan Norra skogen i Haninge kommun som inkom 2026-08-27 och omfattar 403,2 ha.</w:t>
       </w:r>
     </w:p>
     <w:p>
@@ -2122,7 +2122,7 @@
     <w:r>
       <w:tab/>
       <w:tab/>
-      <w:t>2026-08-26</w:t>
+      <w:t>2026-08-27</w:t>
       <w:br/>
       <w:br/>
     </w:r>

--- a/tillsyn/Norra skogen tillsynsbegäran.docx
+++ b/tillsyn/Norra skogen tillsynsbegäran.docx
@@ -12,7 +12,7 @@
     </w:p>
     <w:p>
       <w:r>
-        <w:t>Denna tillsynsbegäran behandlar höga naturvärden i avverkningsanmälan Norra skogen i Haninge kommun som inkom 2026-08-27 och omfattar 403,2 ha.</w:t>
+        <w:t>Denna tillsynsbegäran behandlar höga naturvärden i avverkningsanmälan Norra skogen i Haninge kommun som inkom 2026-08-28 och omfattar 403,2 ha.</w:t>
       </w:r>
     </w:p>
     <w:p>
@@ -2122,7 +2122,7 @@
     <w:r>
       <w:tab/>
       <w:tab/>
-      <w:t>2026-08-27</w:t>
+      <w:t>2026-08-28</w:t>
       <w:br/>
       <w:br/>
     </w:r>

--- a/tillsyn/Norra skogen tillsynsbegäran.docx
+++ b/tillsyn/Norra skogen tillsynsbegäran.docx
@@ -12,7 +12,7 @@
     </w:p>
     <w:p>
       <w:r>
-        <w:t>Denna tillsynsbegäran behandlar höga naturvärden i avverkningsanmälan Norra skogen i Haninge kommun som inkom 2026-08-28 och omfattar 403,2 ha.</w:t>
+        <w:t>Denna tillsynsbegäran behandlar höga naturvärden i avverkningsanmälan Norra skogen i Haninge kommun som inkom 2026-08-29 och omfattar 403,2 ha.</w:t>
       </w:r>
     </w:p>
     <w:p>
@@ -2122,7 +2122,7 @@
     <w:r>
       <w:tab/>
       <w:tab/>
-      <w:t>2026-08-28</w:t>
+      <w:t>2026-08-29</w:t>
       <w:br/>
       <w:br/>
     </w:r>

--- a/tillsyn/Norra skogen tillsynsbegäran.docx
+++ b/tillsyn/Norra skogen tillsynsbegäran.docx
@@ -12,7 +12,7 @@
     </w:p>
     <w:p>
       <w:r>
-        <w:t>Denna tillsynsbegäran behandlar höga naturvärden i avverkningsanmälan Norra skogen i Haninge kommun som inkom 2026-08-29 och omfattar 403,2 ha.</w:t>
+        <w:t>Denna tillsynsbegäran behandlar höga naturvärden i avverkningsanmälan Norra skogen i Haninge kommun som inkom 2026-08-31 och omfattar 403,2 ha.</w:t>
       </w:r>
     </w:p>
     <w:p>
@@ -2122,7 +2122,7 @@
     <w:r>
       <w:tab/>
       <w:tab/>
-      <w:t>2026-08-29</w:t>
+      <w:t>2026-08-31</w:t>
       <w:br/>
       <w:br/>
     </w:r>

--- a/tillsyn/Norra skogen tillsynsbegäran.docx
+++ b/tillsyn/Norra skogen tillsynsbegäran.docx
@@ -12,7 +12,7 @@
     </w:p>
     <w:p>
       <w:r>
-        <w:t>Denna tillsynsbegäran behandlar höga naturvärden i avverkningsanmälan Norra skogen i Haninge kommun som inkom 2026-08-31 och omfattar 403,2 ha.</w:t>
+        <w:t>Denna tillsynsbegäran behandlar höga naturvärden i avverkningsanmälan Norra skogen i Haninge kommun som inkom 2026-09-01 och omfattar 403,2 ha.</w:t>
       </w:r>
     </w:p>
     <w:p>
@@ -2122,7 +2122,7 @@
     <w:r>
       <w:tab/>
       <w:tab/>
-      <w:t>2026-08-31</w:t>
+      <w:t>2026-09-01</w:t>
       <w:br/>
       <w:br/>
     </w:r>

--- a/tillsyn/Norra skogen tillsynsbegäran.docx
+++ b/tillsyn/Norra skogen tillsynsbegäran.docx
@@ -12,7 +12,7 @@
     </w:p>
     <w:p>
       <w:r>
-        <w:t>Denna tillsynsbegäran behandlar höga naturvärden i avverkningsanmälan Norra skogen i Haninge kommun som inkom 2026-09-01 och omfattar 403,2 ha.</w:t>
+        <w:t>Denna tillsynsbegäran behandlar höga naturvärden i avverkningsanmälan Norra skogen i Haninge kommun som inkom 2026-09-02 och omfattar 403,2 ha.</w:t>
       </w:r>
     </w:p>
     <w:p>
@@ -2122,7 +2122,7 @@
     <w:r>
       <w:tab/>
       <w:tab/>
-      <w:t>2026-09-01</w:t>
+      <w:t>2026-09-02</w:t>
       <w:br/>
       <w:br/>
     </w:r>

--- a/tillsyn/Norra skogen tillsynsbegäran.docx
+++ b/tillsyn/Norra skogen tillsynsbegäran.docx
@@ -12,7 +12,7 @@
     </w:p>
     <w:p>
       <w:r>
-        <w:t>Denna tillsynsbegäran behandlar höga naturvärden i avverkningsanmälan Norra skogen i Haninge kommun som inkom 2026-09-02 och omfattar 403,2 ha.</w:t>
+        <w:t>Denna tillsynsbegäran behandlar höga naturvärden i avverkningsanmälan Norra skogen i Haninge kommun som inkom 2026-09-03 och omfattar 403,2 ha.</w:t>
       </w:r>
     </w:p>
     <w:p>
@@ -2122,7 +2122,7 @@
     <w:r>
       <w:tab/>
       <w:tab/>
-      <w:t>2026-09-02</w:t>
+      <w:t>2026-09-03</w:t>
       <w:br/>
       <w:br/>
     </w:r>

--- a/tillsyn/Norra skogen tillsynsbegäran.docx
+++ b/tillsyn/Norra skogen tillsynsbegäran.docx
@@ -12,7 +12,7 @@
     </w:p>
     <w:p>
       <w:r>
-        <w:t>Denna tillsynsbegäran behandlar höga naturvärden i avverkningsanmälan Norra skogen i Haninge kommun som inkom 2026-09-03 och omfattar 403,2 ha.</w:t>
+        <w:t>Denna tillsynsbegäran behandlar höga naturvärden i avverkningsanmälan Norra skogen i Haninge kommun som inkom 2026-09-04 och omfattar 403,2 ha.</w:t>
       </w:r>
     </w:p>
     <w:p>
@@ -2122,7 +2122,7 @@
     <w:r>
       <w:tab/>
       <w:tab/>
-      <w:t>2026-09-03</w:t>
+      <w:t>2026-09-04</w:t>
       <w:br/>
       <w:br/>
     </w:r>

--- a/tillsyn/Norra skogen tillsynsbegäran.docx
+++ b/tillsyn/Norra skogen tillsynsbegäran.docx
@@ -12,7 +12,7 @@
     </w:p>
     <w:p>
       <w:r>
-        <w:t>Denna tillsynsbegäran behandlar höga naturvärden i avverkningsanmälan Norra skogen i Haninge kommun som inkom 2026-09-04 och omfattar 403,2 ha.</w:t>
+        <w:t>Denna tillsynsbegäran behandlar höga naturvärden i avverkningsanmälan Norra skogen i Haninge kommun som inkom 2026-09-05 och omfattar 403,2 ha.</w:t>
       </w:r>
     </w:p>
     <w:p>
@@ -2122,7 +2122,7 @@
     <w:r>
       <w:tab/>
       <w:tab/>
-      <w:t>2026-09-04</w:t>
+      <w:t>2026-09-05</w:t>
       <w:br/>
       <w:br/>
     </w:r>

--- a/tillsyn/Norra skogen tillsynsbegäran.docx
+++ b/tillsyn/Norra skogen tillsynsbegäran.docx
@@ -12,7 +12,7 @@
     </w:p>
     <w:p>
       <w:r>
-        <w:t>Denna tillsynsbegäran behandlar höga naturvärden i avverkningsanmälan Norra skogen i Haninge kommun som inkom 2026-09-05 och omfattar 403,2 ha.</w:t>
+        <w:t>Denna tillsynsbegäran behandlar höga naturvärden i avverkningsanmälan Norra skogen i Haninge kommun som inkom 2026-09-06 och omfattar 403,2 ha.</w:t>
       </w:r>
     </w:p>
     <w:p>
@@ -2122,7 +2122,7 @@
     <w:r>
       <w:tab/>
       <w:tab/>
-      <w:t>2026-09-05</w:t>
+      <w:t>2026-09-06</w:t>
       <w:br/>
       <w:br/>
     </w:r>

--- a/tillsyn/Norra skogen tillsynsbegäran.docx
+++ b/tillsyn/Norra skogen tillsynsbegäran.docx
@@ -12,7 +12,7 @@
     </w:p>
     <w:p>
       <w:r>
-        <w:t>Denna tillsynsbegäran behandlar höga naturvärden i avverkningsanmälan Norra skogen i Haninge kommun som inkom 2026-09-06 och omfattar 403,2 ha.</w:t>
+        <w:t>Denna tillsynsbegäran behandlar höga naturvärden i avverkningsanmälan Norra skogen i Haninge kommun som inkom 2026-09-07 och omfattar 403,2 ha.</w:t>
       </w:r>
     </w:p>
     <w:p>
@@ -2122,7 +2122,7 @@
     <w:r>
       <w:tab/>
       <w:tab/>
-      <w:t>2026-09-06</w:t>
+      <w:t>2026-09-07</w:t>
       <w:br/>
       <w:br/>
     </w:r>
